--- a/output/geology/u02/2.3 Rubric - Dinosaur Poster.docx
+++ b/output/geology/u02/2.3 Rubric - Dinosaur Poster.docx
@@ -336,7 +336,7 @@
                       <w:rFonts w:ascii="Trade Gothic Next" w:hAnsi="Trade Gothic Next"/>
                       <w:b/>
                       <w:color w:val="55604F"/>
-                      <w:sz w:val="14"/>
+                      <w:sz w:val="16"/>
                       <w:spacing w:val="26"/>
                     </w:rPr>
                     <w:t>PART</w:t>
@@ -365,7 +365,7 @@
                       <w:rFonts w:ascii="Trade Gothic Next" w:hAnsi="Trade Gothic Next"/>
                       <w:b/>
                       <w:color w:val="55604F"/>
-                      <w:sz w:val="14"/>
+                      <w:sz w:val="16"/>
                       <w:spacing w:val="26"/>
                     </w:rPr>
                     <w:t>LOOK FOR</w:t>
@@ -394,7 +394,7 @@
                       <w:rFonts w:ascii="Trade Gothic Next" w:hAnsi="Trade Gothic Next"/>
                       <w:b/>
                       <w:color w:val="55604F"/>
-                      <w:sz w:val="14"/>
+                      <w:sz w:val="16"/>
                       <w:spacing w:val="26"/>
                     </w:rPr>
                     <w:t>FULL / PARTIAL / NONE</w:t>
@@ -423,7 +423,7 @@
                       <w:rFonts w:ascii="Trade Gothic Next" w:hAnsi="Trade Gothic Next"/>
                       <w:b/>
                       <w:color w:val="55604F"/>
-                      <w:sz w:val="14"/>
+                      <w:sz w:val="16"/>
                       <w:spacing w:val="26"/>
                     </w:rPr>
                     <w:t>SCORE</w:t>
@@ -452,7 +452,7 @@
                       <w:rFonts w:ascii="Trade Gothic Next" w:hAnsi="Trade Gothic Next"/>
                       <w:b/>
                       <w:color w:val="55604F"/>
-                      <w:sz w:val="14"/>
+                      <w:sz w:val="16"/>
                       <w:spacing w:val="26"/>
                     </w:rPr>
                     <w:t>COMMENT</w:t>
@@ -1795,16 +1795,6 @@
         <w:sz w:val="14"/>
       </w:rPr>
       <w:fldChar w:fldCharType="begin"/>
-      <w:instrText xml:space="preserve"> PAGE </w:instrText>
-      <w:fldChar w:fldCharType="end"/>
-    </w:r>
-    <w:r>
-      <w:rPr>
-        <w:rFonts w:ascii="Trade Gothic Next" w:hAnsi="Trade Gothic Next"/>
-        <w:color w:val="61675B"/>
-        <w:sz w:val="14"/>
-      </w:rPr>
-      <w:t xml:space="preserve"> OF </w:t>
     </w:r>
     <w:r>
       <w:rPr>
@@ -1813,8 +1803,86 @@
         <w:color w:val="61675B"/>
         <w:sz w:val="14"/>
       </w:rPr>
+      <w:instrText xml:space="preserve"> PAGE </w:instrText>
+    </w:r>
+    <w:r>
+      <w:rPr>
+        <w:rFonts w:ascii="Trade Gothic Next" w:hAnsi="Trade Gothic Next"/>
+        <w:b w:val="0"/>
+        <w:color w:val="61675B"/>
+        <w:sz w:val="14"/>
+      </w:rPr>
+      <w:fldChar w:fldCharType="separate"/>
+    </w:r>
+    <w:r>
+      <w:rPr>
+        <w:rFonts w:ascii="Trade Gothic Next" w:hAnsi="Trade Gothic Next"/>
+        <w:b w:val="0"/>
+        <w:color w:val="61675B"/>
+        <w:sz w:val="14"/>
+      </w:rPr>
+      <w:t>1</w:t>
+    </w:r>
+    <w:r>
+      <w:rPr>
+        <w:rFonts w:ascii="Trade Gothic Next" w:hAnsi="Trade Gothic Next"/>
+        <w:b w:val="0"/>
+        <w:color w:val="61675B"/>
+        <w:sz w:val="14"/>
+      </w:rPr>
+      <w:fldChar w:fldCharType="end"/>
+    </w:r>
+    <w:r>
+      <w:rPr>
+        <w:rFonts w:ascii="Trade Gothic Next" w:hAnsi="Trade Gothic Next"/>
+        <w:color w:val="61675B"/>
+        <w:sz w:val="14"/>
+      </w:rPr>
+      <w:t xml:space="preserve"> OF </w:t>
+    </w:r>
+    <w:r>
+      <w:rPr>
+        <w:rFonts w:ascii="Trade Gothic Next" w:hAnsi="Trade Gothic Next"/>
+        <w:b w:val="0"/>
+        <w:color w:val="61675B"/>
+        <w:sz w:val="14"/>
+      </w:rPr>
       <w:fldChar w:fldCharType="begin"/>
+    </w:r>
+    <w:r>
+      <w:rPr>
+        <w:rFonts w:ascii="Trade Gothic Next" w:hAnsi="Trade Gothic Next"/>
+        <w:b w:val="0"/>
+        <w:color w:val="61675B"/>
+        <w:sz w:val="14"/>
+      </w:rPr>
       <w:instrText xml:space="preserve"> NUMPAGES </w:instrText>
+    </w:r>
+    <w:r>
+      <w:rPr>
+        <w:rFonts w:ascii="Trade Gothic Next" w:hAnsi="Trade Gothic Next"/>
+        <w:b w:val="0"/>
+        <w:color w:val="61675B"/>
+        <w:sz w:val="14"/>
+      </w:rPr>
+      <w:fldChar w:fldCharType="separate"/>
+    </w:r>
+    <w:r>
+      <w:rPr>
+        <w:rFonts w:ascii="Trade Gothic Next" w:hAnsi="Trade Gothic Next"/>
+        <w:b w:val="0"/>
+        <w:color w:val="61675B"/>
+        <w:sz w:val="14"/>
+      </w:rPr>
+      <w:t>1</w:t>
+    </w:r>
+    <w:r>
+      <w:rPr>
+        <w:rFonts w:ascii="Trade Gothic Next" w:hAnsi="Trade Gothic Next"/>
+        <w:b w:val="0"/>
+        <w:color w:val="61675B"/>
+        <w:sz w:val="14"/>
+      </w:rPr>
       <w:fldChar w:fldCharType="end"/>
     </w:r>
   </w:p>
